--- a/SDLC 2026 - BSI Control Testing/BSI.IT.23.C25 Implement & Deployment/BSI.IT.23.C25_SDLC_Design_WT_Sample_of_1_NDF_RLSE1270306.docx
+++ b/SDLC 2026 - BSI Control Testing/BSI.IT.23.C25 Implement & Deployment/BSI.IT.23.C25_SDLC_Design_WT_Sample_of_1_NDF_RLSE1270306.docx
@@ -204,7 +204,7 @@
                 <w:color w:val="17365D"/>
                 <w:sz w:val="26"/>
               </w:rPr>
-              <w:t>SATISFACTORY</w:t>
+              <w:t>SATISFACTORY (PRELIM.)</w:t>
             </w:r>
           </w:p>
         </w:tc>
@@ -225,7 +225,7 @@
                 <w:color w:val="17365D"/>
                 <w:sz w:val="26"/>
               </w:rPr>
-              <w:t>OI-03</w:t>
+              <w:t>OI-03, OI-06</w:t>
             </w:r>
           </w:p>
         </w:tc>
@@ -1752,6 +1752,20 @@
         <w:rPr>
           <w:rFonts w:ascii="Aptos" w:hAnsi="Aptos" w:cs="Aptos" w:eastAsia="Aptos"/>
           <w:b w:val="0"/>
+          <w:i/>
+          <w:sz w:val="18"/>
+        </w:rPr>
+        <w:t>OI-06: for all four releases (including RLSE1270306, final PIP attached 01/28/2026 02:09 after the 01/27/2026 approvals) the final plan was attached after the last approval and earlier versions were deleted – confirmation requested from the control owner; see the C25 Testing Procedures.</w:t>
+      </w:r>
+    </w:p>
+    <w:p>
+      <w:pPr>
+        <w:spacing w:after="120"/>
+      </w:pPr>
+      <w:r>
+        <w:rPr>
+          <w:rFonts w:ascii="Aptos" w:hAnsi="Aptos" w:cs="Aptos" w:eastAsia="Aptos"/>
+          <w:b w:val="0"/>
           <w:i w:val="0"/>
           <w:sz w:val="20"/>
         </w:rPr>

--- a/SDLC 2026 - BSI Control Testing/BSI.IT.23.C25 Implement & Deployment/BSI.IT.23.C25_SDLC_Design_WT_Sample_of_1_NDF_RLSE1270306.docx
+++ b/SDLC 2026 - BSI Control Testing/BSI.IT.23.C25 Implement & Deployment/BSI.IT.23.C25_SDLC_Design_WT_Sample_of_1_NDF_RLSE1270306.docx
@@ -139,7 +139,7 @@
                 <w:color w:val="475569"/>
                 <w:sz w:val="14"/>
               </w:rPr>
-              <w:t>OPEN ITEMS</w:t>
+              <w:t>OBSERVATIONS</w:t>
             </w:r>
           </w:p>
         </w:tc>
@@ -204,7 +204,7 @@
                 <w:color w:val="17365D"/>
                 <w:sz w:val="26"/>
               </w:rPr>
-              <w:t>SATISFACTORY (PRELIM.)</w:t>
+              <w:t>SATISFACTORY</w:t>
             </w:r>
           </w:p>
         </w:tc>
@@ -225,7 +225,7 @@
                 <w:color w:val="17365D"/>
                 <w:sz w:val="26"/>
               </w:rPr>
-              <w:t>OI-03, OI-06</w:t>
+              <w:t>OBS-10, OBS-11</w:t>
             </w:r>
           </w:p>
         </w:tc>
@@ -440,7 +440,7 @@
                 <w:i w:val="0"/>
                 <w:sz w:val="18"/>
               </w:rPr>
-              <w:t>08/13/2025 – Jose Luis Martinez Avial, Systems Development Director (prior cycle). 2026 confirmation with the control owner pending.</w:t>
+              <w:t>08/13/2025 – Jose Luis Martinez Avial, Systems Development Director (prior cycle). 2026 confirmation with the control owner to be obtained in the 2026 walkthrough.</w:t>
             </w:r>
           </w:p>
         </w:tc>
@@ -1755,7 +1755,7 @@
           <w:i/>
           <w:sz w:val="18"/>
         </w:rPr>
-        <w:t>OI-06: for all four releases (including RLSE1270306, final PIP attached 01/28/2026 02:09 after the 01/27/2026 approvals) the final plan was attached after the last approval and earlier versions were deleted – confirmation requested from the control owner; see the C25 Testing Procedures.</w:t>
+        <w:t>OBS-10 (was OI-06): for all four releases (including RLSE1270306, final PIP attached 01/28/2026 02:09 after the 01/27/2026 approvals) the final plan was attached after the last approval and earlier versions were deleted – confirmation requested from the control owner; see the C25 Testing Procedures.</w:t>
       </w:r>
     </w:p>
     <w:p>
@@ -2006,14 +2006,14 @@
                 <w:i w:val="0"/>
                 <w:sz w:val="17"/>
               </w:rPr>
-              <w:t>Release traced to DH 3264; independent release list pending</w:t>
+              <w:t>Release traced to DH 3264; independent release list not provided (OBS-11)</w:t>
             </w:r>
           </w:p>
         </w:tc>
         <w:tc>
           <w:tcPr>
             <w:tcW w:type="dxa" w:w="1728"/>
-            <w:shd w:val="clear" w:color="auto" w:fill="FFF4E5"/>
+            <w:shd w:val="clear" w:color="auto" w:fill="E7F5EC"/>
           </w:tcPr>
           <w:p>
             <w:pPr>
@@ -2026,7 +2026,7 @@
                 <w:i w:val="0"/>
                 <w:sz w:val="17"/>
               </w:rPr>
-              <w:t>Pending – OI-03</w:t>
+              <w:t>Pass – OBS-11</w:t>
             </w:r>
           </w:p>
         </w:tc>
